--- a/courts/eleventh-circuit/georgia/state/supreme-court/petition-for-review/usage/OUTPUT-petition-for-review.docx
+++ b/courts/eleventh-circuit/georgia/state/supreme-court/petition-for-review/usage/OUTPUT-petition-for-review.docx
@@ -5463,7 +5463,7 @@
         <w:t xml:space="preserve"> </w:t>
       </w:r>
       <w:r>
-        <w:t xml:space="preserve">For the Court’s convenience, O.C.G.A. § 21-⁠⁠2-⁠⁠385(d)⁠(1) is attached as Exhibit A.</w:t>
+        <w:t xml:space="preserve">For the Court’s convenience, O.C.G.A. § 21-⁠2-⁠385(d)⁠(1) is attached as Exhibit A.</w:t>
       </w:r>
     </w:p>
   </w:footnote>
